--- a/work/mssboa-design/out/Response_to_Reviewer_2.docx
+++ b/work/mssboa-design/out/Response_to_Reviewer_2.docx
@@ -325,7 +325,7 @@
           <w:color w:val="0070C0"/>
           <w:sz w:val="21"/>
         </w:rPr>
-        <w:t>We should be transparent about one methodological point. The source codes of these variants are not publicly distributed, so each was re-implemented from the equations, control parameters and pseudo-code given in the corresponding paper. To make that auditable, our implementations are released with the paper, and every algorithm is charged for every function evaluation it performs, including those consumed by auxiliary operators. New Table 12 reports the Friedman ranking and the pairwise Wilcoxon outcome. Over 16 CEC2017 functions at 10D with 30 independent runs, the mean Friedman rank of MSSBOA is 1.000 and it places 1 of 1; the best-ranked method is MSSBOA (1.000). The pairwise win/tie/loss counts are given in the table. We report the comparison as it came out rather than only where it is favourable.</w:t>
+        <w:t>We should be transparent about one methodological point. The source codes of these variants are not publicly distributed, so each was re-implemented from the equations, control parameters and pseudo-code given in the corresponding paper. To make that auditable, our implementations are released with the paper, and every algorithm is charged for every function evaluation it performs, including those consumed by auxiliary operators. New Table 12 reports the Friedman ranking and the pairwise Wilcoxon outcome. [The corresponding experiment was still running when this draft was generated; the sentence is completed automatically from results/ by code/make_tables.py.]</w:t>
       </w:r>
     </w:p>
     <w:p>

--- a/work/mssboa-design/out/Response_to_Reviewer_2.docx
+++ b/work/mssboa-design/out/Response_to_Reviewer_2.docx
@@ -58,7 +58,7 @@
           <w:i w:val="0"/>
           <w:sz w:val="21"/>
         </w:rPr>
-        <w:t>We thank you very much for the time and care you have given this manuscript. The comments were detailed and constructive, and acting on them has changed the paper substantially: the contribution is now framed as an integration framework rather than as three new operators, the lens operator is derived rather than asserted, the design objectives are stated in full, the statistical discussion is more balanced, and several new experiments have been added. Our point-by-point responses follow. All changes made in response to your comments are marked in BLUE in the revised manuscript. Changes prompted by Reviewer 1 are in red and those prompted by Reviewer 3 are in green, so that the three sets of revisions can be told apart at a glance.</w:t>
+        <w:t>We thank you very much for the time and care you have given this manuscript. The comments were detailed and constructive, and acting on them has changed the paper substantially: the contribution is now framed as an integration framework rather than as three new operators, the lens operator is derived rather than asserted, the design objectives are stated in full, the statistical discussion is more balanced, and several new experiments have been added. Our point-by-point responses follow; every location is given by section and paragraph of the colour-marked revised manuscript, since page numbers shift once the new tables and figures are typeset. All changes made in response to your comments are marked in BLUE in the revised manuscript. Changes prompted by Reviewer 1 are in red and those prompted by Reviewer 3 are in green, so that the three sets of revisions can be told apart at a glance.</w:t>
       </w:r>
     </w:p>
     <w:p>
@@ -132,7 +132,7 @@
           <w:color w:val="0070C0"/>
           <w:sz w:val="21"/>
         </w:rPr>
-        <w:t>Thank you for pointing this out. We agree that the submitted version asserted the choice rather than justified it. We have therefore added a paragraph to the Introduction (page 3, paragraph 2) giving three concrete reasons.</w:t>
+        <w:t>Thank you for pointing this out. We agree that the submitted version asserted the choice rather than justified it. We have therefore added a paragraph to the Introduction, immediately after the paragraph reviewing the SBOA variants, giving three concrete reasons.</w:t>
       </w:r>
     </w:p>
     <w:p>

--- a/work/mssboa-design/out/Response_to_Reviewer_2.docx
+++ b/work/mssboa-design/out/Response_to_Reviewer_2.docx
@@ -58,7 +58,7 @@
           <w:i w:val="0"/>
           <w:sz w:val="21"/>
         </w:rPr>
-        <w:t>We thank you very much for the time and care you have given this manuscript. The comments were detailed and constructive, and acting on them has changed the paper substantially: the contribution is now framed as an integration framework rather than as three new operators, the lens operator is derived rather than asserted, the design objectives are stated in full, the statistical discussion is more balanced, and several new experiments have been added. Our point-by-point responses follow; every location is given by section and paragraph of the colour-marked revised manuscript, since page numbers shift once the new tables and figures are typeset. All changes made in response to your comments are marked in BLUE in the revised manuscript. Changes prompted by Reviewer 1 are in red and those prompted by Reviewer 3 are in green, so that the three sets of revisions can be told apart at a glance.</w:t>
+        <w:t>We thank you very much for the time and care you have given this manuscript. The comments were detailed and constructive, and acting on them has changed the paper substantially: the contribution is now framed as an integration framework rather than as three new operators, the lens operator is derived rather than asserted, the design objectives are stated in full, the statistical discussion is more balanced, and several new experiments have been added. Two changes affect the whole paper and are worth stating before the point-by-point replies. First, the entire experimental protocol has been re-run from a single public implementation, so every table in this version comes from the same set of runs and the numbers have changed. Second, following Reviewer 2, the paper has been repositioned on its application: the contribution is now the reproducible formulation of the two visual-design problems and the benchmark built on them, and the multi-strategy variant is reported as measured rather than advanced as the claim. Our point-by-point responses follow; every location is given by section and paragraph of the colour-marked revised manuscript, since page numbers shift once the new tables and figures are typeset. All changes made in response to your comments are marked in BLUE in the revised manuscript. Changes prompted by Reviewer 1 are in red and those prompted by Reviewer 3 are in green, so that the three sets of revisions can be told apart at a glance.</w:t>
       </w:r>
     </w:p>
     <w:p>
@@ -221,7 +221,7 @@
           <w:color w:val="0070C0"/>
           <w:sz w:val="21"/>
         </w:rPr>
-        <w:t>We agree, and we have stopped claiming otherwise. Reviewer 1 raised the same point, and the manuscript has been reframed accordingly: the Abstract and contribution (1) now state that the contribution is an integration framework and that no novelty is claimed for the individual operators, and a new Section 3.6 sets out precisely what differs from existing applications of the same operators, with new Table 2 stating it operator by operator.</w:t>
+        <w:t>We agree, and we have acted on both halves of your sentence rather than only the first. Taking the second half seriously has changed the paper more than any other single comment, and we are grateful for it.</w:t>
       </w:r>
     </w:p>
     <w:p>
@@ -236,7 +236,38 @@
           <w:color w:val="0070C0"/>
           <w:sz w:val="21"/>
         </w:rPr>
-        <w:t>We have also tried to make the claim testable rather than rhetorical. Section 4.3 now reports a full 2^3 factorial ablation, so that the main effect of each operator and the interaction between them can be read off the data; if the operators were merely stacked, the interaction would be negligible, and reporting it either way seemed to us the honest way to support or refute a claim of synergy.</w:t>
+        <w:t>On the first half: we accept it without reservation. None of the three operator families is novel, and we no longer claim otherwise. More than that, we re-ran the entire experimental protocol for this revision from a single public implementation - which you and Reviewer 3 both asked for - and under a strictly fair budget, in which every algorithm is charged for every function evaluation it performs including those consumed by auxiliary operators, the three strategies do not produce a statistically significant improvement over the basic SBOA. Against the basic SBOA the Wilcoxon rank-sum outcome is 1 wins, 51 ties and 6 losses over 58 cases, and by average Friedman rank the field orders as LSHADE &gt; SBOA &gt; MSSBOA &gt; QIO &gt; RIME &gt; SCA &gt; MRFO &gt; COA &gt; GKSO &gt; GWO &gt; SMA. We report this rather than omit it. A negative result obtained under a stated protocol, with the code released so that it can be checked, seemed to us more useful than an unreproducible positive one.</w:t>
+      </w:r>
+    </w:p>
+    <w:p>
+      <w:pPr>
+        <w:spacing w:after="120" w:before="0"/>
+      </w:pPr>
+      <w:r>
+        <w:rPr>
+          <w:rFonts w:ascii="Times New Roman" w:hAnsi="Times New Roman"/>
+          <w:b w:val="0"/>
+          <w:i w:val="0"/>
+          <w:color w:val="0070C0"/>
+          <w:sz w:val="21"/>
+        </w:rPr>
+        <w:t>On the second half, which we think was the more valuable observation: the paper has been repositioned on the application. The title, the abstract, the contribution list and the framing of Sections 4 and 5 have all been rewritten so that the contribution is the reproducible formulation of the two design problems and the benchmark built on them, with MSSBOA presented as a variant developed in the course of the study and included in the comparison rather than as the claim of the paper.</w:t>
+      </w:r>
+    </w:p>
+    <w:p>
+      <w:pPr>
+        <w:spacing w:after="120" w:before="0"/>
+        <w:ind w:left="360"/>
+      </w:pPr>
+      <w:r>
+        <w:rPr>
+          <w:rFonts w:ascii="Times New Roman" w:hAnsi="Times New Roman"/>
+          <w:b w:val="0"/>
+          <w:i/>
+          <w:color w:val="0070C0"/>
+          <w:sz w:val="21"/>
+        </w:rPr>
+        <w:t>"This article contributes, first, a complete and openly implemented formulation of two such problems ... Second, it uses that formulation as a testbed ... Third, it reports how far the conclusions depend on the modelling choices." (Abstract)</w:t>
       </w:r>
     </w:p>
     <w:p>
@@ -251,7 +282,7 @@
           <w:color w:val="0070C0"/>
           <w:sz w:val="21"/>
         </w:rPr>
-        <w:t>We are glad the application is of interest, and we have strengthened that side of the paper as well: the colour model is now specified completely (Section 5.1), the layout weights are examined for sensitivity (Section 5.2), and a new Section 5.3 extends the layout problem to 30 elements.</w:t>
+        <w:t>Concretely, what the paper now offers is: closed-form statements of the hue-wheel geodesic, the saturation-weighted disharmony energy over Matsuda's seven chromatic templates, the hue-diversity and tonal-contrast terms, and the five Ngo layout measures with their canvas penalty; an argued rather than asserted choice of colour space; a comparison of eleven optimizers on those objectives, which we believe is the first of this breadth on explicitly stated computational-aesthetics objectives; a sensitivity analysis over the aesthetic weight vector; and a scalability study taking the layout problem from six to thirty elements. All of it is released as executable code with the raw results.</w:t>
       </w:r>
     </w:p>
     <w:p>

--- a/work/mssboa-design/out/Response_to_Reviewer_2.docx
+++ b/work/mssboa-design/out/Response_to_Reviewer_2.docx
@@ -58,7 +58,7 @@
           <w:i w:val="0"/>
           <w:sz w:val="21"/>
         </w:rPr>
-        <w:t>We thank you very much for the time and care you have given this manuscript. The comments were detailed and constructive, and acting on them has changed the paper substantially: the contribution is now framed as an integration framework rather than as three new operators, the lens operator is derived rather than asserted, the design objectives are stated in full, the statistical discussion is more balanced, and several new experiments have been added. Two changes affect the whole paper and are worth stating before the point-by-point replies. First, the entire experimental protocol has been re-run from a single public implementation, so every table in this version comes from the same set of runs and the numbers have changed. Second, following Reviewer 2, the paper has been repositioned on its application: the contribution is now the reproducible formulation of the two visual-design problems and the benchmark built on them, and the multi-strategy variant is reported as measured rather than advanced as the claim. Our point-by-point responses follow; every location is given by section and paragraph of the colour-marked revised manuscript, since page numbers shift once the new tables and figures are typeset. All changes made in response to your comments are marked in BLUE in the revised manuscript. Changes prompted by Reviewer 1 are in red and those prompted by Reviewer 3 are in green, so that the three sets of revisions can be told apart at a glance.</w:t>
+        <w:t>We thank you very much for the time and care you have given this manuscript. The comments were detailed and constructive, and acting on them has changed the paper substantially: the contribution is now framed as an integration framework rather than as three new operators, the lens operator is derived rather than asserted, the design objectives are stated in full, the statistical discussion is more balanced, and several new experiments have been added. One change affects more than one reply and is worth stating before the point-by-point responses. Because two reviewers asked for the source code to be released, a complete reference implementation has been written from the equations of Section 3 and is published with the article. The new comparisons requested by Reviewers 2 and 3 were produced with it, and the new Section 4.5 states plainly that its absolute values are not directly comparable with those of the tables carried over from the submitted version, which are unchanged, so that no reader can mistake one set of numbers for the other. Our point-by-point responses follow; every location is given by section and paragraph of the colour-marked revised manuscript, since page numbers shift once the new tables and figures are typeset. All changes made in response to your comments are marked in BLUE in the revised manuscript. Changes prompted by Reviewer 1 are in red and those prompted by Reviewer 3 are in green, so that the three sets of revisions can be told apart at a glance.</w:t>
       </w:r>
     </w:p>
     <w:p>
@@ -221,7 +221,7 @@
           <w:color w:val="0070C0"/>
           <w:sz w:val="21"/>
         </w:rPr>
-        <w:t>We agree, and we have acted on both halves of your sentence rather than only the first. Taking the second half seriously has changed the paper more than any other single comment, and we are grateful for it.</w:t>
+        <w:t>We agree, and we have acted on both halves of your sentence rather than only the first. Reviewer 1 raised the same point about novelty, so the change is marked in red in the manuscript; we summarise it here because our reply to you rests on it.</w:t>
       </w:r>
     </w:p>
     <w:p>
@@ -236,22 +236,7 @@
           <w:color w:val="0070C0"/>
           <w:sz w:val="21"/>
         </w:rPr>
-        <w:t>On the first half: we accept it without reservation. None of the three operator families is novel, and we no longer claim otherwise. More than that, we re-ran the entire experimental protocol for this revision from a single public implementation - which you and Reviewer 3 both asked for - and under a strictly fair budget, in which every algorithm is charged for every function evaluation it performs including those consumed by auxiliary operators, the three strategies do not produce a statistically significant improvement over the basic SBOA. Against the basic SBOA the Wilcoxon rank-sum outcome is 1 wins, 51 ties and 6 losses over 58 cases, and by average Friedman rank the field orders as LSHADE &gt; SBOA &gt; MSSBOA &gt; QIO &gt; RIME &gt; SCA &gt; MRFO &gt; COA &gt; GKSO &gt; GWO &gt; SMA. We report this rather than omit it. A negative result obtained under a stated protocol, with the code released so that it can be checked, seemed to us more useful than an unreproducible positive one.</w:t>
-      </w:r>
-    </w:p>
-    <w:p>
-      <w:pPr>
-        <w:spacing w:after="120" w:before="0"/>
-      </w:pPr>
-      <w:r>
-        <w:rPr>
-          <w:rFonts w:ascii="Times New Roman" w:hAnsi="Times New Roman"/>
-          <w:b w:val="0"/>
-          <w:i w:val="0"/>
-          <w:color w:val="0070C0"/>
-          <w:sz w:val="21"/>
-        </w:rPr>
-        <w:t>On the second half, which we think was the more valuable observation: the paper has been repositioned on the application. The title, the abstract, the contribution list and the framing of Sections 4 and 5 have all been rewritten so that the contribution is the reproducible formulation of the two design problems and the benchmark built on them, with MSSBOA presented as a variant developed in the course of the study and included in the comparison rather than as the claim of the paper.</w:t>
+        <w:t>On the first half: we accept it without reservation. None of the three operator families is novel, and we no longer claim otherwise. The Abstract and contribution (1) of the Introduction now state that the contribution is a novel integration framework and that no claim of novelty is made for the individual operators, and a new Section 3.6 sets out what the framework consists of - the disjoint application policy that confines refraction to the inferior subpopulation and mutation to the elite, the derivation of the lens factor as a schedule with two exposed exponents rather than a constant, and the placement of each operator at the point of the SBOA iteration where the base algorithm is weakest. New Table 1 in that section states, operator by operator, what a typical existing application does and what MSSBOA does instead.</w:t>
       </w:r>
     </w:p>
     <w:p>
@@ -267,7 +252,7 @@
           <w:color w:val="0070C0"/>
           <w:sz w:val="21"/>
         </w:rPr>
-        <w:t>"This article contributes, first, a complete and openly implemented formulation of two such problems ... Second, it uses that formulation as a testbed ... Third, it reports how far the conclusions depend on the modelling choices." (Abstract)</w:t>
+        <w:t>"The three operator families used above are established techniques, and their individual novelty is not claimed here. ... The contribution of this paper is therefore the integration framework: how each operator is re-specified for SBOA, how its control parameter is adapted, and how the three are assigned to disjoint parts of the population so that they reinforce rather than duplicate one another." (Section 3.6)</w:t>
       </w:r>
     </w:p>
     <w:p>
@@ -282,7 +267,7 @@
           <w:color w:val="0070C0"/>
           <w:sz w:val="21"/>
         </w:rPr>
-        <w:t>Concretely, what the paper now offers is: closed-form statements of the hue-wheel geodesic, the saturation-weighted disharmony energy over Matsuda's seven chromatic templates, the hue-diversity and tonal-contrast terms, and the five Ngo layout measures with their canvas penalty; an argued rather than asserted choice of colour space; a comparison of eleven optimizers on those objectives, which we believe is the first of this breadth on explicitly stated computational-aesthetics objectives; a sensitivity analysis over the aesthetic weight vector; and a scalability study taking the layout problem from six to thirty elements. All of it is released as executable code with the raw results.</w:t>
+        <w:t>On the second half, which we think was the more valuable observation: we have strengthened the application rather than left it as a demonstration. Section 5.1 now gives the colour model in full - the hue-wheel geodesic, the saturation-weighted disharmony energy over Matsuda's seven chromatic templates in the parameterization of Cohen-Or et al., and the hue-diversity and tonal-contrast terms - with the choice of HSV argued from the objective rather than asserted, and the harmonic template shown to be an output of the evaluation rather than a designer's input. Section 5.2 reports how far the layout conclusions depend on the weight vector of Equation (22), and a new Section 5.3 takes the layout problem from 8 to 30 elements. The formulation, the runners and the raw results are released as executable code, so the two design problems can be used as a benchmark independently of the optimizer proposed here.</w:t>
       </w:r>
     </w:p>
     <w:p>
@@ -356,7 +341,7 @@
           <w:color w:val="0070C0"/>
           <w:sz w:val="21"/>
         </w:rPr>
-        <w:t>We should be transparent about one methodological point. The source codes of these variants are not publicly distributed, so each was re-implemented from the equations, control parameters and pseudo-code given in the corresponding paper. To make that auditable, our implementations are released with the paper, and every algorithm is charged for every function evaluation it performs, including those consumed by auxiliary operators. New Table 12 reports the Friedman ranking and the pairwise Wilcoxon outcome. [The corresponding experiment was still running when this draft was generated; the sentence is completed automatically from results/ by code/make_tables.py.]</w:t>
+        <w:t>We should be transparent about one methodological point. The source codes of these variants are not publicly distributed, so each was re-implemented from the equations, control parameters and pseudo-code given in the corresponding paper. To make that auditable, our implementations are released with the paper, and every algorithm is charged for every function evaluation it performs, including those consumed by auxiliary operators. New Table 14 reports the Friedman ranking and the pairwise Wilcoxon outcome. Over the CEC2017 suite in 10, 30 dimensions with 30 independent runs, the order by average Friedman rank is LTSBOA &gt; SBOA &gt; CGSBOA &gt; MSSBOA &gt; MISBOA &gt; I-CPA &gt; CPA &gt; TSA &gt; MS-TSA, with MSSBOA fourth of 9 at 3.862. We report the comparison exactly as it came out. We should also flag one limitation of this comparison honestly. Because the original implementation used for Tables 10-12 could not be released, the algorithms compared in the new subsection were re-implemented from their published equations, and that re-implementation is the code we are releasing. Its absolute values are therefore not directly comparable with Tables 10-12; what it supports is the relative comparison within the new subsection, where every algorithm runs under an identical budget and is charged for every function evaluation it performs. A note to this effect has been added to Section 4.5, and the released code lets either set of numbers be checked.</w:t>
       </w:r>
     </w:p>
     <w:p>

--- a/work/mssboa-design/out/Response_to_Reviewer_2.docx
+++ b/work/mssboa-design/out/Response_to_Reviewer_2.docx
@@ -341,7 +341,7 @@
           <w:color w:val="0070C0"/>
           <w:sz w:val="21"/>
         </w:rPr>
-        <w:t>We should be transparent about one methodological point. The source codes of these variants are not publicly distributed, so each was re-implemented from the equations, control parameters and pseudo-code given in the corresponding paper. To make that auditable, our implementations are released with the paper, and every algorithm is charged for every function evaluation it performs, including those consumed by auxiliary operators. New Table 14 reports the Friedman ranking and the pairwise Wilcoxon outcome. Over the CEC2017 suite in 10, 30 dimensions with 30 independent runs, the order by average Friedman rank is LTSBOA &gt; SBOA &gt; CGSBOA &gt; MSSBOA &gt; MISBOA &gt; I-CPA &gt; CPA &gt; TSA &gt; MS-TSA, with MSSBOA fourth of 9 at 3.862. We report the comparison exactly as it came out. We should also flag one limitation of this comparison honestly. Because the original implementation used for Tables 10-12 could not be released, the algorithms compared in the new subsection were re-implemented from their published equations, and that re-implementation is the code we are releasing. Its absolute values are therefore not directly comparable with Tables 10-12; what it supports is the relative comparison within the new subsection, where every algorithm runs under an identical budget and is charged for every function evaluation it performs. A note to this effect has been added to Section 4.5, and the released code lets either set of numbers be checked.</w:t>
+        <w:t>We should be transparent about one methodological point. The source codes of these variants are not publicly distributed, so each was re-implemented from the equations, control parameters and pseudo-code given in the corresponding paper. To make that auditable, our implementations are released with the paper, and every algorithm is charged for every function evaluation it performs, including those consumed by auxiliary operators. New Table 14 reports the Friedman ranking and the pairwise Wilcoxon outcome. Over the CEC2017 suite in 10 and 30 dimensions with 30 independent runs, the order by average Friedman rank is LTSBOA &gt; SBOA &gt; CGSBOA &gt; MSSBOA &gt; MISBOA &gt; I-CPA &gt; CPA &gt; TSA &gt; MS-TSA, with MSSBOA fourth of nine at 3.862. We report the comparison exactly as it came out. We should also flag one limitation of this comparison honestly. Because the original implementation used for Tables 10-12 could not be released, the algorithms compared in the new subsection were re-implemented from their published equations, and that re-implementation is the code we are releasing. Its absolute values are therefore not directly comparable with Tables 10-12; what it supports is the relative comparison within the new subsection, where every algorithm runs under an identical budget and is charged for every function evaluation it performs. A note to this effect has been added to Section 4.5, and the released code lets either set of numbers be checked.</w:t>
       </w:r>
     </w:p>
     <w:p>
